--- a/scorecard-General/PAGINA-2BI/academia/materiales/10_VIP_InCompany_Plan_Trabajo.docx
+++ b/scorecard-General/PAGINA-2BI/academia/materiales/10_VIP_InCompany_Plan_Trabajo.docx
@@ -2858,7 +2858,7 @@
                 <w:sz w:val="20"/>
                 <w:szCs w:val="20"/>
               </w:rPr>
-              <w:t xml:space="preserve">Reducción de duplicación. 1 grupo reemplaza 30 medidas.</w:t>
+              <w:t xml:space="preserve">Reducción de duplicación. Patrones reutilizables documentados como library corporativa.</w:t>
             </w:r>
           </w:p>
         </w:tc>
@@ -2965,7 +2965,7 @@
                 <w:sz w:val="20"/>
                 <w:szCs w:val="20"/>
               </w:rPr>
-              <w:t xml:space="preserve">UX/UI corporativo + Tema con tu marca</w:t>
+              <w:t xml:space="preserve">UX/UI corporativo + Tema con marca</w:t>
             </w:r>
           </w:p>
         </w:tc>
@@ -3000,7 +3000,7 @@
                 <w:sz w:val="20"/>
                 <w:szCs w:val="20"/>
               </w:rPr>
-              <w:t xml:space="preserve">Tema JSON con paleta corporativa, plantilla ejecutiva, plantilla operativa.</w:t>
+              <w:t xml:space="preserve">Tema JSON con paleta y logo. Plantilla ejecutiva y operativa para toda la organización.</w:t>
             </w:r>
           </w:p>
         </w:tc>
@@ -3107,7 +3107,7 @@
                 <w:sz w:val="20"/>
                 <w:szCs w:val="20"/>
               </w:rPr>
-              <w:t xml:space="preserve">Optimización + Best Practice Analyzer</w:t>
+              <w:t xml:space="preserve">Optimización + BPA + ALM Toolkit</w:t>
             </w:r>
           </w:p>
         </w:tc>
@@ -3142,7 +3142,7 @@
                 <w:sz w:val="20"/>
                 <w:szCs w:val="20"/>
               </w:rPr>
-              <w:t xml:space="preserve">Reportes &lt; 3s. BPA limpio. ALM Toolkit para deploys.</w:t>
+              <w:t xml:space="preserve">DAX Studio + Tabular Editor BPA. Reportes &lt; 3s. Deploys con ALM Toolkit gratuito.</w:t>
             </w:r>
           </w:p>
         </w:tc>
@@ -3177,7 +3177,7 @@
                 <w:sz w:val="20"/>
                 <w:szCs w:val="20"/>
               </w:rPr>
-              <w:t xml:space="preserve">1</w:t>
+              <w:t xml:space="preserve">2</w:t>
             </w:r>
           </w:p>
         </w:tc>
@@ -3249,7 +3249,7 @@
                 <w:sz w:val="20"/>
                 <w:szCs w:val="20"/>
               </w:rPr>
-              <w:t xml:space="preserve">Service: RLS, Pipelines, REST API, .pbip + Git</w:t>
+              <w:t xml:space="preserve">Power BI Service: workspaces, RLS dinámico, Apps</w:t>
             </w:r>
           </w:p>
         </w:tc>
@@ -3284,7 +3284,7 @@
                 <w:sz w:val="20"/>
                 <w:szCs w:val="20"/>
               </w:rPr>
-              <w:t xml:space="preserve">Workspaces, RLS dinámico, CI/CD con GitHub Actions.</w:t>
+              <w:t xml:space="preserve">Workspaces, RLS por rol, Apps publicadas, Subscriptions y Data Alerts.</w:t>
             </w:r>
           </w:p>
         </w:tc>
@@ -3391,7 +3391,7 @@
                 <w:sz w:val="20"/>
                 <w:szCs w:val="20"/>
               </w:rPr>
-              <w:t xml:space="preserve">Microsoft Fabric (si aplica)</w:t>
+              <w:t xml:space="preserve">Pipelines DEV/TEST/PROD + REST API</w:t>
             </w:r>
           </w:p>
         </w:tc>
@@ -3426,7 +3426,7 @@
                 <w:sz w:val="20"/>
                 <w:szCs w:val="20"/>
               </w:rPr>
-              <w:t xml:space="preserve">Lakehouse, OneLake, Direct Lake. Setup base incluido.</w:t>
+              <w:t xml:space="preserve">Deployment Pipelines + automatización refresh y exports vía Power BI REST API.</w:t>
             </w:r>
           </w:p>
         </w:tc>
@@ -3533,7 +3533,7 @@
                 <w:sz w:val="20"/>
                 <w:szCs w:val="20"/>
               </w:rPr>
-              <w:t xml:space="preserve">Workshop ejecutivo de cierre</w:t>
+              <w:t xml:space="preserve">.pbip + TMDL + Git para versionado</w:t>
             </w:r>
           </w:p>
         </w:tc>
@@ -3568,7 +3568,7 @@
                 <w:sz w:val="20"/>
                 <w:szCs w:val="20"/>
               </w:rPr>
-              <w:t xml:space="preserve">2 hrs con dirección: presentación de resultados + roadmap 12m.</w:t>
+              <w:t xml:space="preserve">Power BI Project format + TMDL editable como código + workflow Git corporativo.</w:t>
             </w:r>
           </w:p>
         </w:tc>
@@ -3675,7 +3675,7 @@
                 <w:sz w:val="20"/>
                 <w:szCs w:val="20"/>
               </w:rPr>
-              <w:t xml:space="preserve">Documentación y handoff</w:t>
+              <w:t xml:space="preserve">Sensitivity Labels + Audit Logs + Compliance</w:t>
             </w:r>
           </w:p>
         </w:tc>
@@ -3710,7 +3710,7 @@
                 <w:sz w:val="20"/>
                 <w:szCs w:val="20"/>
               </w:rPr>
-              <w:t xml:space="preserve">Documento de Governance + repos Git + transición operativa.</w:t>
+              <w:t xml:space="preserve">Microsoft Information Protection + monitoreo de uso + audit logs M365.</w:t>
             </w:r>
           </w:p>
         </w:tc>
@@ -3724,6 +3724,148 @@
               <w:right w:val="single" w:color="D5C9A8" w:sz="4"/>
             </w:tcBorders>
             <w:shd w:fill="F0EBDF" w:val="clear"/>
+            <w:tcMar>
+              <w:top w:type="dxa" w:w="100"/>
+              <w:left w:type="dxa" w:w="140"/>
+              <w:bottom w:type="dxa" w:w="100"/>
+              <w:right w:type="dxa" w:w="140"/>
+            </w:tcMar>
+            <w:vAlign w:val="center"/>
+          </w:tcPr>
+          <w:p>
+            <w:pPr>
+              <w:jc w:val="center"/>
+            </w:pPr>
+            <w:r>
+              <w:rPr>
+                <w:rFonts w:ascii="Calibri" w:cs="Calibri" w:eastAsia="Calibri" w:hAnsi="Calibri"/>
+                <w:b/>
+                <w:bCs/>
+                <w:color w:val="2F6F4E"/>
+                <w:sz w:val="20"/>
+                <w:szCs w:val="20"/>
+              </w:rPr>
+              <w:t xml:space="preserve">1</w:t>
+            </w:r>
+          </w:p>
+        </w:tc>
+      </w:tr>
+      <w:tr>
+        <w:tc>
+          <w:tcPr>
+            <w:tcW w:type="dxa" w:w="800"/>
+            <w:tcBorders>
+              <w:top w:val="single" w:color="D5C9A8" w:sz="4"/>
+              <w:left w:val="single" w:color="D5C9A8" w:sz="4"/>
+              <w:bottom w:val="single" w:color="D5C9A8" w:sz="4"/>
+              <w:right w:val="single" w:color="D5C9A8" w:sz="4"/>
+            </w:tcBorders>
+            <w:shd w:fill="FFFFFF" w:val="clear"/>
+            <w:tcMar>
+              <w:top w:type="dxa" w:w="100"/>
+              <w:left w:type="dxa" w:w="140"/>
+              <w:bottom w:type="dxa" w:w="100"/>
+              <w:right w:type="dxa" w:w="140"/>
+            </w:tcMar>
+            <w:vAlign w:val="center"/>
+          </w:tcPr>
+          <w:p>
+            <w:pPr>
+              <w:jc w:val="center"/>
+            </w:pPr>
+            <w:r>
+              <w:rPr>
+                <w:rFonts w:ascii="Calibri" w:cs="Calibri" w:eastAsia="Calibri" w:hAnsi="Calibri"/>
+                <w:b/>
+                <w:bCs/>
+                <w:color w:val="2F6F4E"/>
+                <w:sz w:val="22"/>
+                <w:szCs w:val="22"/>
+              </w:rPr>
+              <w:t xml:space="preserve">13</w:t>
+            </w:r>
+          </w:p>
+        </w:tc>
+        <w:tc>
+          <w:tcPr>
+            <w:tcW w:type="dxa" w:w="3000"/>
+            <w:tcBorders>
+              <w:top w:val="single" w:color="D5C9A8" w:sz="4"/>
+              <w:left w:val="single" w:color="D5C9A8" w:sz="4"/>
+              <w:bottom w:val="single" w:color="D5C9A8" w:sz="4"/>
+              <w:right w:val="single" w:color="D5C9A8" w:sz="4"/>
+            </w:tcBorders>
+            <w:shd w:fill="FFFFFF" w:val="clear"/>
+            <w:tcMar>
+              <w:top w:type="dxa" w:w="100"/>
+              <w:left w:type="dxa" w:w="140"/>
+              <w:bottom w:type="dxa" w:w="100"/>
+              <w:right w:type="dxa" w:w="140"/>
+            </w:tcMar>
+            <w:vAlign w:val="center"/>
+          </w:tcPr>
+          <w:p>
+            <w:pPr>
+              <w:jc w:val="left"/>
+            </w:pPr>
+            <w:r>
+              <w:rPr>
+                <w:rFonts w:ascii="Calibri" w:cs="Calibri" w:eastAsia="Calibri" w:hAnsi="Calibri"/>
+                <w:b/>
+                <w:bCs/>
+                <w:color w:val="2D3748"/>
+                <w:sz w:val="20"/>
+                <w:szCs w:val="20"/>
+              </w:rPr>
+              <w:t xml:space="preserve">Workshop ejecutivo de cierre + Handoff 90 días</w:t>
+            </w:r>
+          </w:p>
+        </w:tc>
+        <w:tc>
+          <w:tcPr>
+            <w:tcW w:type="dxa" w:w="4500"/>
+            <w:tcBorders>
+              <w:top w:val="single" w:color="D5C9A8" w:sz="4"/>
+              <w:left w:val="single" w:color="D5C9A8" w:sz="4"/>
+              <w:bottom w:val="single" w:color="D5C9A8" w:sz="4"/>
+              <w:right w:val="single" w:color="D5C9A8" w:sz="4"/>
+            </w:tcBorders>
+            <w:shd w:fill="FFFFFF" w:val="clear"/>
+            <w:tcMar>
+              <w:top w:type="dxa" w:w="100"/>
+              <w:left w:type="dxa" w:w="140"/>
+              <w:bottom w:type="dxa" w:w="100"/>
+              <w:right w:type="dxa" w:w="140"/>
+            </w:tcMar>
+            <w:vAlign w:val="center"/>
+          </w:tcPr>
+          <w:p>
+            <w:pPr>
+              <w:jc w:val="left"/>
+            </w:pPr>
+            <w:r>
+              <w:rPr>
+                <w:rFonts w:ascii="Calibri" w:cs="Calibri" w:eastAsia="Calibri" w:hAnsi="Calibri"/>
+                <w:b w:val="false"/>
+                <w:bCs w:val="false"/>
+                <w:color w:val="2D3748"/>
+                <w:sz w:val="20"/>
+                <w:szCs w:val="20"/>
+              </w:rPr>
+              <w:t xml:space="preserve">Presentación a dirección, roadmap Power BI 12 meses, transición operativa con SLA.</w:t>
+            </w:r>
+          </w:p>
+        </w:tc>
+        <w:tc>
+          <w:tcPr>
+            <w:tcW w:type="dxa" w:w="1060"/>
+            <w:tcBorders>
+              <w:top w:val="single" w:color="D5C9A8" w:sz="4"/>
+              <w:left w:val="single" w:color="D5C9A8" w:sz="4"/>
+              <w:bottom w:val="single" w:color="D5C9A8" w:sz="4"/>
+              <w:right w:val="single" w:color="D5C9A8" w:sz="4"/>
+            </w:tcBorders>
+            <w:shd w:fill="FFFFFF" w:val="clear"/>
             <w:tcMar>
               <w:top w:type="dxa" w:w="100"/>
               <w:left w:type="dxa" w:w="140"/>
@@ -5458,7 +5600,7 @@
                 <w:sz w:val="20"/>
                 <w:szCs w:val="20"/>
               </w:rPr>
-              <w:t xml:space="preserve">Power Automate</w:t>
+              <w:t xml:space="preserve">Subscriptions de Power BI</w:t>
             </w:r>
           </w:p>
         </w:tc>
@@ -5565,7 +5707,7 @@
                 <w:sz w:val="20"/>
                 <w:szCs w:val="20"/>
               </w:rPr>
-              <w:t xml:space="preserve">Microsoft Fabric trial</w:t>
+              <w:t xml:space="preserve">Power BI Premium trial</w:t>
             </w:r>
           </w:p>
         </w:tc>
@@ -5600,7 +5742,7 @@
                 <w:sz w:val="20"/>
                 <w:szCs w:val="20"/>
               </w:rPr>
-              <w:t xml:space="preserve">Lakehouse, Direct Lake, Semantic Link.</w:t>
+              <w:t xml:space="preserve">Workspace, Premium Capacity, Semantic Link.</w:t>
             </w:r>
           </w:p>
         </w:tc>
@@ -5672,7 +5814,7 @@
                 <w:sz w:val="20"/>
                 <w:szCs w:val="20"/>
               </w:rPr>
-              <w:t xml:space="preserve">Python + sempy + pandas</w:t>
+              <w:t xml:space="preserve">Python + DAX Studio + pandas</w:t>
             </w:r>
           </w:p>
         </w:tc>
@@ -5779,7 +5921,7 @@
                 <w:sz w:val="20"/>
                 <w:szCs w:val="20"/>
               </w:rPr>
-              <w:t xml:space="preserve">n8n self-hosted</w:t>
+              <w:t xml:space="preserve">Power BI Subscriptions self-hosted</w:t>
             </w:r>
           </w:p>
         </w:tc>
@@ -5886,7 +6028,7 @@
                 <w:sz w:val="20"/>
                 <w:szCs w:val="20"/>
               </w:rPr>
-              <w:t xml:space="preserve">Anthropic Claude API</w:t>
+              <w:t xml:space="preserve">Smart Narrative API</w:t>
             </w:r>
           </w:p>
         </w:tc>
@@ -7393,7 +7535,7 @@
                 <w:sz w:val="20"/>
                 <w:szCs w:val="20"/>
               </w:rPr>
-              <w:t xml:space="preserve">Updates Power BI/Fabric cada quarter.</w:t>
+              <w:t xml:space="preserve">Updates Power BI/Power BI Premium cada quarter.</w:t>
             </w:r>
           </w:p>
         </w:tc>

--- a/scorecard-General/PAGINA-2BI/academia/materiales/10_VIP_InCompany_Plan_Trabajo.docx
+++ b/scorecard-General/PAGINA-2BI/academia/materiales/10_VIP_InCompany_Plan_Trabajo.docx
@@ -6063,7 +6063,7 @@
                 <w:sz w:val="20"/>
                 <w:szCs w:val="20"/>
               </w:rPr>
-              <w:t xml:space="preserve">LLM para análisis y agents.</w:t>
+              <w:t xml:space="preserve">IA nativa de Power BI (Q&amp;A + Smart Narrative) para análisis y agents.</w:t>
             </w:r>
           </w:p>
         </w:tc>
